--- a/docs/PulseAir_Thesis.docx
+++ b/docs/PulseAir_Thesis.docx
@@ -2475,7 +2475,7 @@
           <w:i w:val="0"/>
           <w:sz w:val="20"/>
         </w:rPr>
-        <w:t>Table 45. The 27 generated reports in the repository.  (from reports/ directory listing)</w:t>
+        <w:t>Table 45. The 34 generated reports in the repository.  (from reports/ directory listing)</w:t>
       </w:r>
     </w:p>
     <w:p>
@@ -2673,6 +2673,40 @@
                 <w:sz w:val="19"/>
               </w:rPr>
               <w:t>Conditional Tabular Generative Adversarial Network</w:t>
+            </w:r>
+          </w:p>
+        </w:tc>
+      </w:tr>
+      <w:tr>
+        <w:tc>
+          <w:tcPr>
+            <w:tcW w:type="dxa" w:w="2016"/>
+          </w:tcPr>
+          <w:p>
+            <w:r/>
+            <w:r>
+              <w:rPr>
+                <w:b/>
+                <w:i w:val="0"/>
+                <w:sz w:val="19"/>
+              </w:rPr>
+              <w:t>CV</w:t>
+            </w:r>
+          </w:p>
+        </w:tc>
+        <w:tc>
+          <w:tcPr>
+            <w:tcW w:type="dxa" w:w="7056"/>
+          </w:tcPr>
+          <w:p>
+            <w:r/>
+            <w:r>
+              <w:rPr>
+                <w:b w:val="0"/>
+                <w:i w:val="0"/>
+                <w:sz w:val="19"/>
+              </w:rPr>
+              <w:t>Cross-Validation</w:t>
             </w:r>
           </w:p>
         </w:tc>
@@ -31463,7 +31497,7 @@
           <w:i w:val="0"/>
           <w:sz w:val="19"/>
         </w:rPr>
-        <w:t>Table 45. The 27 generated reports in the repository.</w:t>
+        <w:t>Table 45. The 34 generated reports in the repository.</w:t>
       </w:r>
     </w:p>
     <w:tbl>
@@ -32173,7 +32207,7 @@
                 <w:i w:val="0"/>
                 <w:sz w:val="19"/>
               </w:rPr>
-              <w:t>8,641</w:t>
+              <w:t>9,267</w:t>
             </w:r>
           </w:p>
         </w:tc>
@@ -32191,7 +32225,7 @@
                 <w:i w:val="0"/>
                 <w:sz w:val="19"/>
               </w:rPr>
-              <w:t>`gan_ablation_h6.md`</w:t>
+              <w:t>`fold_count_comparison_h6.md`</w:t>
             </w:r>
           </w:p>
         </w:tc>
@@ -32207,7 +32241,7 @@
                 <w:i w:val="0"/>
                 <w:sz w:val="19"/>
               </w:rPr>
-              <w:t>CTGAN ablation — horizon 6 h</w:t>
+              <w:t>Fold-count sensitivity — Beijing rolling-origin CV, horizon 6 h</w:t>
             </w:r>
           </w:p>
         </w:tc>
@@ -32223,7 +32257,7 @@
                 <w:i w:val="0"/>
                 <w:sz w:val="19"/>
               </w:rPr>
-              <w:t>965</w:t>
+              <w:t>720</w:t>
             </w:r>
           </w:p>
         </w:tc>
@@ -32241,7 +32275,7 @@
                 <w:i w:val="0"/>
                 <w:sz w:val="19"/>
               </w:rPr>
-              <w:t>`gan_quality_report_h6.md`</w:t>
+              <w:t>`gan_ablation_h6.md`</w:t>
             </w:r>
           </w:p>
         </w:tc>
@@ -32257,7 +32291,7 @@
                 <w:i w:val="0"/>
                 <w:sz w:val="19"/>
               </w:rPr>
-              <w:t>CTGAN quality report — horizon 6 h</w:t>
+              <w:t>CTGAN ablation — horizon 6 h</w:t>
             </w:r>
           </w:p>
         </w:tc>
@@ -32273,7 +32307,7 @@
                 <w:i w:val="0"/>
                 <w:sz w:val="19"/>
               </w:rPr>
-              <w:t>2,375</w:t>
+              <w:t>965</w:t>
             </w:r>
           </w:p>
         </w:tc>
@@ -32291,7 +32325,7 @@
                 <w:i w:val="0"/>
                 <w:sz w:val="19"/>
               </w:rPr>
-              <w:t>`gan_quality_report_h6_targeted.md`</w:t>
+              <w:t>`gan_quality_report_h6.md`</w:t>
             </w:r>
           </w:p>
         </w:tc>
@@ -32323,7 +32357,7 @@
                 <w:i w:val="0"/>
                 <w:sz w:val="19"/>
               </w:rPr>
-              <w:t>2,094</w:t>
+              <w:t>2,375</w:t>
             </w:r>
           </w:p>
         </w:tc>
@@ -32341,7 +32375,7 @@
                 <w:i w:val="0"/>
                 <w:sz w:val="19"/>
               </w:rPr>
-              <w:t>`hj633_sensitivity.md`</w:t>
+              <w:t>`gan_quality_report_h6_targeted.md`</w:t>
             </w:r>
           </w:p>
         </w:tc>
@@ -32357,7 +32391,7 @@
                 <w:i w:val="0"/>
                 <w:sz w:val="19"/>
               </w:rPr>
-              <w:t>HJ 633-2012 sensitivity analysis</w:t>
+              <w:t>CTGAN quality report — horizon 6 h</w:t>
             </w:r>
           </w:p>
         </w:tc>
@@ -32373,7 +32407,7 @@
                 <w:i w:val="0"/>
                 <w:sz w:val="19"/>
               </w:rPr>
-              <w:t>737</w:t>
+              <w:t>2,094</w:t>
             </w:r>
           </w:p>
         </w:tc>
@@ -32391,7 +32425,7 @@
                 <w:i w:val="0"/>
                 <w:sz w:val="19"/>
               </w:rPr>
-              <w:t>`horizon_comparison.md`</w:t>
+              <w:t>`hj633_sensitivity.md`</w:t>
             </w:r>
           </w:p>
         </w:tc>
@@ -32407,7 +32441,7 @@
                 <w:i w:val="0"/>
                 <w:sz w:val="19"/>
               </w:rPr>
-              <w:t>Horizon comparison -- how hard is the task, really?</w:t>
+              <w:t>HJ 633-2012 sensitivity analysis</w:t>
             </w:r>
           </w:p>
         </w:tc>
@@ -32423,7 +32457,7 @@
                 <w:i w:val="0"/>
                 <w:sz w:val="19"/>
               </w:rPr>
-              <w:t>626</w:t>
+              <w:t>737</w:t>
             </w:r>
           </w:p>
         </w:tc>
@@ -32441,7 +32475,7 @@
                 <w:i w:val="0"/>
                 <w:sz w:val="19"/>
               </w:rPr>
-              <w:t>`llm_advisory_examples.md`</w:t>
+              <w:t>`horizon_comparison.md`</w:t>
             </w:r>
           </w:p>
         </w:tc>
@@ -32457,7 +32491,7 @@
                 <w:i w:val="0"/>
                 <w:sz w:val="19"/>
               </w:rPr>
-              <w:t>LLM risk advisory — worked examples</w:t>
+              <w:t>Horizon comparison -- how hard is the task, really?</w:t>
             </w:r>
           </w:p>
         </w:tc>
@@ -32473,7 +32507,7 @@
                 <w:i w:val="0"/>
                 <w:sz w:val="19"/>
               </w:rPr>
-              <w:t>2,195</w:t>
+              <w:t>626</w:t>
             </w:r>
           </w:p>
         </w:tc>
@@ -32491,7 +32525,7 @@
                 <w:i w:val="0"/>
                 <w:sz w:val="19"/>
               </w:rPr>
-              <w:t>`openaq_multichannel_validation.md`</w:t>
+              <w:t>`llm_advisory_examples.md`</w:t>
             </w:r>
           </w:p>
         </w:tc>
@@ -32507,7 +32541,7 @@
                 <w:i w:val="0"/>
                 <w:sz w:val="19"/>
               </w:rPr>
-              <w:t>Phase 11c — OpenAQ survey for a multi-pollutant Dhaka source</w:t>
+              <w:t>LLM risk advisory — worked examples</w:t>
             </w:r>
           </w:p>
         </w:tc>
@@ -32523,7 +32557,7 @@
                 <w:i w:val="0"/>
                 <w:sz w:val="19"/>
               </w:rPr>
-              <w:t>1,296</w:t>
+              <w:t>2,195</w:t>
             </w:r>
           </w:p>
         </w:tc>
@@ -32541,7 +32575,7 @@
                 <w:i w:val="0"/>
                 <w:sz w:val="19"/>
               </w:rPr>
-              <w:t>`preprocessing_summary_h1.md`</w:t>
+              <w:t>`openaq_multichannel_validation.md`</w:t>
             </w:r>
           </w:p>
         </w:tc>
@@ -32557,7 +32591,7 @@
                 <w:i w:val="0"/>
                 <w:sz w:val="19"/>
               </w:rPr>
-              <w:t>Preprocessing summary -- horizon 1 h</w:t>
+              <w:t>Phase 11c — OpenAQ survey for a multi-pollutant Dhaka source</w:t>
             </w:r>
           </w:p>
         </w:tc>
@@ -32573,7 +32607,7 @@
                 <w:i w:val="0"/>
                 <w:sz w:val="19"/>
               </w:rPr>
-              <w:t>2,326</w:t>
+              <w:t>1,296</w:t>
             </w:r>
           </w:p>
         </w:tc>
@@ -32591,7 +32625,7 @@
                 <w:i w:val="0"/>
                 <w:sz w:val="19"/>
               </w:rPr>
-              <w:t>`preprocessing_summary_h12.md`</w:t>
+              <w:t>`preprocessing_summary_h1.md`</w:t>
             </w:r>
           </w:p>
         </w:tc>
@@ -32607,7 +32641,7 @@
                 <w:i w:val="0"/>
                 <w:sz w:val="19"/>
               </w:rPr>
-              <w:t>Preprocessing summary -- horizon 12 h</w:t>
+              <w:t>Preprocessing summary -- horizon 1 h</w:t>
             </w:r>
           </w:p>
         </w:tc>
@@ -32641,7 +32675,7 @@
                 <w:i w:val="0"/>
                 <w:sz w:val="19"/>
               </w:rPr>
-              <w:t>`preprocessing_summary_h24.md`</w:t>
+              <w:t>`preprocessing_summary_h12.md`</w:t>
             </w:r>
           </w:p>
         </w:tc>
@@ -32657,7 +32691,7 @@
                 <w:i w:val="0"/>
                 <w:sz w:val="19"/>
               </w:rPr>
-              <w:t>Preprocessing summary -- horizon 24 h</w:t>
+              <w:t>Preprocessing summary -- horizon 12 h</w:t>
             </w:r>
           </w:p>
         </w:tc>
@@ -32691,7 +32725,7 @@
                 <w:i w:val="0"/>
                 <w:sz w:val="19"/>
               </w:rPr>
-              <w:t>`preprocessing_summary_h6.md`</w:t>
+              <w:t>`preprocessing_summary_h24.md`</w:t>
             </w:r>
           </w:p>
         </w:tc>
@@ -32707,7 +32741,7 @@
                 <w:i w:val="0"/>
                 <w:sz w:val="19"/>
               </w:rPr>
-              <w:t>Preprocessing summary -- horizon 6 h</w:t>
+              <w:t>Preprocessing summary -- horizon 24 h</w:t>
             </w:r>
           </w:p>
         </w:tc>
@@ -32723,7 +32757,7 @@
                 <w:i w:val="0"/>
                 <w:sz w:val="19"/>
               </w:rPr>
-              <w:t>2,319</w:t>
+              <w:t>2,326</w:t>
             </w:r>
           </w:p>
         </w:tc>
@@ -32741,7 +32775,7 @@
                 <w:i w:val="0"/>
                 <w:sz w:val="19"/>
               </w:rPr>
-              <w:t>`reference_list_expanded.md`</w:t>
+              <w:t>`preprocessing_summary_h6.md`</w:t>
             </w:r>
           </w:p>
         </w:tc>
@@ -32757,7 +32791,7 @@
                 <w:i w:val="0"/>
                 <w:sz w:val="19"/>
               </w:rPr>
-              <w:t>Expanded reference list</w:t>
+              <w:t>Preprocessing summary -- horizon 6 h</w:t>
             </w:r>
           </w:p>
         </w:tc>
@@ -32773,7 +32807,7 @@
                 <w:i w:val="0"/>
                 <w:sz w:val="19"/>
               </w:rPr>
-              <w:t>1,626</w:t>
+              <w:t>2,319</w:t>
             </w:r>
           </w:p>
         </w:tc>
@@ -32791,6 +32825,56 @@
                 <w:i w:val="0"/>
                 <w:sz w:val="19"/>
               </w:rPr>
+              <w:t>`reference_list_expanded.md`</w:t>
+            </w:r>
+          </w:p>
+        </w:tc>
+        <w:tc>
+          <w:tcPr>
+            <w:tcW w:type="dxa" w:w="5040"/>
+          </w:tcPr>
+          <w:p>
+            <w:r/>
+            <w:r>
+              <w:rPr>
+                <w:b w:val="0"/>
+                <w:i w:val="0"/>
+                <w:sz w:val="19"/>
+              </w:rPr>
+              <w:t>Expanded reference list</w:t>
+            </w:r>
+          </w:p>
+        </w:tc>
+        <w:tc>
+          <w:tcPr>
+            <w:tcW w:type="dxa" w:w="1008"/>
+          </w:tcPr>
+          <w:p>
+            <w:r/>
+            <w:r>
+              <w:rPr>
+                <w:b w:val="0"/>
+                <w:i w:val="0"/>
+                <w:sz w:val="19"/>
+              </w:rPr>
+              <w:t>1,626</w:t>
+            </w:r>
+          </w:p>
+        </w:tc>
+      </w:tr>
+      <w:tr>
+        <w:tc>
+          <w:tcPr>
+            <w:tcW w:type="dxa" w:w="3168"/>
+          </w:tcPr>
+          <w:p>
+            <w:r/>
+            <w:r>
+              <w:rPr>
+                <w:b w:val="0"/>
+                <w:i w:val="0"/>
+                <w:sz w:val="19"/>
+              </w:rPr>
               <w:t>`rolling_origin_cv_h6.md`</w:t>
             </w:r>
           </w:p>
@@ -32824,6 +32908,306 @@
                 <w:sz w:val="19"/>
               </w:rPr>
               <w:t>1,241</w:t>
+            </w:r>
+          </w:p>
+        </w:tc>
+      </w:tr>
+      <w:tr>
+        <w:tc>
+          <w:tcPr>
+            <w:tcW w:type="dxa" w:w="3168"/>
+          </w:tcPr>
+          <w:p>
+            <w:r/>
+            <w:r>
+              <w:rPr>
+                <w:b w:val="0"/>
+                <w:i w:val="0"/>
+                <w:sz w:val="19"/>
+              </w:rPr>
+              <w:t>`rolling_origin_cv_h6_f8.md`</w:t>
+            </w:r>
+          </w:p>
+        </w:tc>
+        <w:tc>
+          <w:tcPr>
+            <w:tcW w:type="dxa" w:w="5040"/>
+          </w:tcPr>
+          <w:p>
+            <w:r/>
+            <w:r>
+              <w:rPr>
+                <w:b w:val="0"/>
+                <w:i w:val="0"/>
+                <w:sz w:val="19"/>
+              </w:rPr>
+              <w:t>Rolling-origin cross-validation — horizon 6 h</w:t>
+            </w:r>
+          </w:p>
+        </w:tc>
+        <w:tc>
+          <w:tcPr>
+            <w:tcW w:type="dxa" w:w="1008"/>
+          </w:tcPr>
+          <w:p>
+            <w:r/>
+            <w:r>
+              <w:rPr>
+                <w:b w:val="0"/>
+                <w:i w:val="0"/>
+                <w:sz w:val="19"/>
+              </w:rPr>
+              <w:t>1,491</w:t>
+            </w:r>
+          </w:p>
+        </w:tc>
+      </w:tr>
+      <w:tr>
+        <w:tc>
+          <w:tcPr>
+            <w:tcW w:type="dxa" w:w="3168"/>
+          </w:tcPr>
+          <w:p>
+            <w:r/>
+            <w:r>
+              <w:rPr>
+                <w:b w:val="0"/>
+                <w:i w:val="0"/>
+                <w:sz w:val="19"/>
+              </w:rPr>
+              <w:t>`rolling_origin_cv_h6_f8_seq.md`</w:t>
+            </w:r>
+          </w:p>
+        </w:tc>
+        <w:tc>
+          <w:tcPr>
+            <w:tcW w:type="dxa" w:w="5040"/>
+          </w:tcPr>
+          <w:p>
+            <w:r/>
+            <w:r>
+              <w:rPr>
+                <w:b w:val="0"/>
+                <w:i w:val="0"/>
+                <w:sz w:val="19"/>
+              </w:rPr>
+              <w:t>Rolling-origin cross-validation — horizon 6 h</w:t>
+            </w:r>
+          </w:p>
+        </w:tc>
+        <w:tc>
+          <w:tcPr>
+            <w:tcW w:type="dxa" w:w="1008"/>
+          </w:tcPr>
+          <w:p>
+            <w:r/>
+            <w:r>
+              <w:rPr>
+                <w:b w:val="0"/>
+                <w:i w:val="0"/>
+                <w:sz w:val="19"/>
+              </w:rPr>
+              <w:t>1,379</w:t>
+            </w:r>
+          </w:p>
+        </w:tc>
+      </w:tr>
+      <w:tr>
+        <w:tc>
+          <w:tcPr>
+            <w:tcW w:type="dxa" w:w="3168"/>
+          </w:tcPr>
+          <w:p>
+            <w:r/>
+            <w:r>
+              <w:rPr>
+                <w:b w:val="0"/>
+                <w:i w:val="0"/>
+                <w:sz w:val="19"/>
+              </w:rPr>
+              <w:t>`selective_prediction_h6.md`</w:t>
+            </w:r>
+          </w:p>
+        </w:tc>
+        <w:tc>
+          <w:tcPr>
+            <w:tcW w:type="dxa" w:w="5040"/>
+          </w:tcPr>
+          <w:p>
+            <w:r/>
+            <w:r>
+              <w:rPr>
+                <w:b w:val="0"/>
+                <w:i w:val="0"/>
+                <w:sz w:val="19"/>
+              </w:rPr>
+              <w:t>Selective prediction — Beijing, horizon 6 h</w:t>
+            </w:r>
+          </w:p>
+        </w:tc>
+        <w:tc>
+          <w:tcPr>
+            <w:tcW w:type="dxa" w:w="1008"/>
+          </w:tcPr>
+          <w:p>
+            <w:r/>
+            <w:r>
+              <w:rPr>
+                <w:b w:val="0"/>
+                <w:i w:val="0"/>
+                <w:sz w:val="19"/>
+              </w:rPr>
+              <w:t>547</w:t>
+            </w:r>
+          </w:p>
+        </w:tc>
+      </w:tr>
+      <w:tr>
+        <w:tc>
+          <w:tcPr>
+            <w:tcW w:type="dxa" w:w="3168"/>
+          </w:tcPr>
+          <w:p>
+            <w:r/>
+            <w:r>
+              <w:rPr>
+                <w:b w:val="0"/>
+                <w:i w:val="0"/>
+                <w:sz w:val="19"/>
+              </w:rPr>
+              <w:t>`selective_prediction_h6_bangladesh.md`</w:t>
+            </w:r>
+          </w:p>
+        </w:tc>
+        <w:tc>
+          <w:tcPr>
+            <w:tcW w:type="dxa" w:w="5040"/>
+          </w:tcPr>
+          <w:p>
+            <w:r/>
+            <w:r>
+              <w:rPr>
+                <w:b w:val="0"/>
+                <w:i w:val="0"/>
+                <w:sz w:val="19"/>
+              </w:rPr>
+              <w:t>Selective prediction — Bangladesh (deployed model), horizon 6 h</w:t>
+            </w:r>
+          </w:p>
+        </w:tc>
+        <w:tc>
+          <w:tcPr>
+            <w:tcW w:type="dxa" w:w="1008"/>
+          </w:tcPr>
+          <w:p>
+            <w:r/>
+            <w:r>
+              <w:rPr>
+                <w:b w:val="0"/>
+                <w:i w:val="0"/>
+                <w:sz w:val="19"/>
+              </w:rPr>
+              <w:t>508</w:t>
+            </w:r>
+          </w:p>
+        </w:tc>
+      </w:tr>
+      <w:tr>
+        <w:tc>
+          <w:tcPr>
+            <w:tcW w:type="dxa" w:w="3168"/>
+          </w:tcPr>
+          <w:p>
+            <w:r/>
+            <w:r>
+              <w:rPr>
+                <w:b w:val="0"/>
+                <w:i w:val="0"/>
+                <w:sz w:val="19"/>
+              </w:rPr>
+              <w:t>`sensor_noise_robustness_h6.md`</w:t>
+            </w:r>
+          </w:p>
+        </w:tc>
+        <w:tc>
+          <w:tcPr>
+            <w:tcW w:type="dxa" w:w="5040"/>
+          </w:tcPr>
+          <w:p>
+            <w:r/>
+            <w:r>
+              <w:rPr>
+                <w:b w:val="0"/>
+                <w:i w:val="0"/>
+                <w:sz w:val="19"/>
+              </w:rPr>
+              <w:t>Sensor-noise robustness — Hazardous detector, horizon 6 h</w:t>
+            </w:r>
+          </w:p>
+        </w:tc>
+        <w:tc>
+          <w:tcPr>
+            <w:tcW w:type="dxa" w:w="1008"/>
+          </w:tcPr>
+          <w:p>
+            <w:r/>
+            <w:r>
+              <w:rPr>
+                <w:b w:val="0"/>
+                <w:i w:val="0"/>
+                <w:sz w:val="19"/>
+              </w:rPr>
+              <w:t>984</w:t>
+            </w:r>
+          </w:p>
+        </w:tc>
+      </w:tr>
+      <w:tr>
+        <w:tc>
+          <w:tcPr>
+            <w:tcW w:type="dxa" w:w="3168"/>
+          </w:tcPr>
+          <w:p>
+            <w:r/>
+            <w:r>
+              <w:rPr>
+                <w:b w:val="0"/>
+                <w:i w:val="0"/>
+                <w:sz w:val="19"/>
+              </w:rPr>
+              <w:t>`station_holdout_h6.md`</w:t>
+            </w:r>
+          </w:p>
+        </w:tc>
+        <w:tc>
+          <w:tcPr>
+            <w:tcW w:type="dxa" w:w="5040"/>
+          </w:tcPr>
+          <w:p>
+            <w:r/>
+            <w:r>
+              <w:rPr>
+                <w:b w:val="0"/>
+                <w:i w:val="0"/>
+                <w:sz w:val="19"/>
+              </w:rPr>
+              <w:t>Station-held-out cross-validation — horizon 6 h</w:t>
+            </w:r>
+          </w:p>
+        </w:tc>
+        <w:tc>
+          <w:tcPr>
+            <w:tcW w:type="dxa" w:w="1008"/>
+          </w:tcPr>
+          <w:p>
+            <w:r/>
+            <w:r>
+              <w:rPr>
+                <w:b w:val="0"/>
+                <w:i w:val="0"/>
+                <w:sz w:val="19"/>
+              </w:rPr>
+              <w:t>1,093</w:t>
             </w:r>
           </w:p>
         </w:tc>

--- a/docs/PulseAir_Thesis.docx
+++ b/docs/PulseAir_Thesis.docx
@@ -32207,7 +32207,7 @@
                 <w:i w:val="0"/>
                 <w:sz w:val="19"/>
               </w:rPr>
-              <w:t>9,267</w:t>
+              <w:t>9,296</w:t>
             </w:r>
           </w:p>
         </w:tc>

--- a/docs/PulseAir_Thesis.docx
+++ b/docs/PulseAir_Thesis.docx
@@ -3565,6 +3565,19 @@
           <w:sz w:val="22"/>
         </w:rPr>
         <w:t>The device itself is a design in this thesis, not a fabricated artefact. Chapter 7 describes the concept and states plainly what has and has not been built.</w:t>
+      </w:r>
+    </w:p>
+    <w:p>
+      <w:pPr>
+        <w:jc w:val="both"/>
+      </w:pPr>
+      <w:r>
+        <w:rPr>
+          <w:b w:val="0"/>
+          <w:i w:val="0"/>
+          <w:sz w:val="22"/>
+        </w:rPr>
+        <w:t>This work also sits alongside an explicit national policy direction. Bangladesh's National Air Quality Management Plan 2024–2030 anticipates that, once forecasting systems are in place, restrictions on high-pollution days could be triggered days ahead on the basis of forecasts rather than only after measured exceedances (Government of Bangladesh 2024) (§3.4). The Department of Environment's own intended route to those forecasts is physics-based chemistry-transport modelling — models such as WRF-Chem or CAMx driven by meteorological forecasts and emissions inventories (§3.3.3). The present thesis develops the complementary, data-driven route, and — more to the point — subjects it to the kind of scrutiny that establishes what a statistical or machine-learning forecaster can and cannot deliver on this problem. Chapter 6 returns to this relationship.</w:t>
       </w:r>
     </w:p>
     <w:p>
@@ -22871,7 +22884,20 @@
           <w:i w:val="0"/>
           <w:sz w:val="22"/>
         </w:rPr>
-        <w:t xml:space="preserve"> A multi-pollutant model cannot currently be validated against instrument-grade data in Dhaka, because the instruments are not there. A zero here is the correct answer, not a missing measurement, and it is reported rather than worked around.</w:t>
+        <w:t xml:space="preserve"> A multi-pollutant model cannot currently be validated against instrument-grade data in Dhaka through public open-data channels. A zero here is the correct answer, not a missing measurement, and it is reported rather than worked around.</w:t>
+      </w:r>
+    </w:p>
+    <w:p>
+      <w:pPr>
+        <w:jc w:val="both"/>
+      </w:pPr>
+      <w:r>
+        <w:rPr>
+          <w:b w:val="0"/>
+          <w:i w:val="0"/>
+          <w:sz w:val="22"/>
+        </w:rPr>
+        <w:t>The precise version of this claim matters, and it is stronger than the absence it first appears to be. The Department of Environment does operate a real monitoring network: the National Air Quality Management Plan 2024–2030 records 31 stations — 16 continuous air monitoring stations and 15 compact monitoring stations — across 13 cities in eight divisions (Government of Bangladesh 2024). None of these is registered on OpenAQ or any comparable international open-data platform, and the DoE's own real-time portal exposes its readings only through a token-gated application interface rather than a bulk download or documented public API. The obstacle is therefore access, not existence: the stations are real, but their data is not available in a form this study could consume, and this thesis does not claim the network is absent — only that it is closed to the kind of use made here. The primary source is retained in the repository at `docs/reference/NAQMP_2024-2030.pdf`.</w:t>
       </w:r>
     </w:p>
     <w:p>
@@ -25810,7 +25836,20 @@
           <w:i w:val="0"/>
           <w:sz w:val="22"/>
         </w:rPr>
-        <w:t>Section 4.12 is a limitation as much as a finding. No station in the survey reports PM2.5 alongside a companion pollutant for long enough and completely enough to validate a multi-channel model. That is a property of the monitoring infrastructure, not of the method, and no modelling choice addresses it. It is the direct cause of Section 6.1 and the reason the stationary variant in Section 7.2 is worth considering.</w:t>
+        <w:t>Section 4.12 is a limitation as much as a finding. No station in the survey reports PM2.5 alongside a companion pollutant for long enough and completely enough to validate a multi-channel model. That is a property of the monitoring infrastructure, not of the method, and no modelling choice addresses it. It is the direct cause of Section 6.1 and the reason the stationary variant in Section 7.2 is worth considering. As Section 4.12 records, the constraint is one of access rather than absence: the Department of Environment's 31-station network exists but is not published in an openly consumable form (Government of Bangladesh 2024).</w:t>
+      </w:r>
+    </w:p>
+    <w:p>
+      <w:pPr>
+        <w:jc w:val="both"/>
+      </w:pPr>
+      <w:r>
+        <w:rPr>
+          <w:b w:val="0"/>
+          <w:i w:val="0"/>
+          <w:sz w:val="22"/>
+        </w:rPr>
+        <w:t>This limitation is worth reading against the government's own roadmap, because the two are complementary rather than competing. The National Air Quality Management Plan 2024–2030 foresees forecast-triggered management of high-pollution days once a forecasting capability is operational (§3.4), and the route it names for that capability is physics-based chemistry-transport modelling — WRF-Chem or CAMx, driven by meteorology and emissions inventories (§3.3.3) (Government of Bangladesh 2024). That is a deliberately different instrument from the one built here: a chemistry-transport model encodes atmospheric processes and can attribute and forecast without a long observational record, at the cost of gridded emissions data and substantial compute; the statistical and machine-learning approach this thesis develops needs only a monitoring record but, as every chapter above documents, is sharply bounded by what that record can support — a persistence floor that is hard to beat at short horizons, augmentation that helps the aggregate while hurting the safety-critical classes, and advisory classes that cannot yet be validated on local ground truth. Read that way, the contribution of this thesis to the national roadmap is not a rival forecaster but evidence about the data-driven option: it shows, with a protocol built to resist flattering itself, where a purely statistical approach delivers and where it does not — which is exactly the kind of prior a programme choosing between modelling routes needs before it commits.</w:t>
       </w:r>
     </w:p>
     <w:p>
@@ -27702,13 +27741,27 @@
       </w:r>
     </w:p>
     <w:p>
+      <w:pPr>
+        <w:spacing w:after="100"/>
+        <w:ind w:left="576" w:hanging="576"/>
+      </w:pPr>
+      <w:r>
+        <w:rPr>
+          <w:b w:val="0"/>
+          <w:i w:val="0"/>
+          <w:sz w:val="20"/>
+        </w:rPr>
+        <w:t>[62]  [PRIMARY SOURCE] Government of Bangladesh (2024). Ministry of Environment, Forest and Climate Change, Department of Environment. Bangladesh National Air Quality Management Plan 2024–2030. Retained in the repository at `docs/reference/NAQMP_2024-2030.pdf`. Figures cited in the text (31 stations = 16 CAMS + 15 compact monitoring stations across 13 cities in eight divisions, §3.3.2; forecast-triggered hazard-day management, §3.4; WRF-Chem / CAMx chemistry-transport modelling, §3.3.3; open data access for researchers, §3.3.4) were confirmed against the document's own text.</w:t>
+      </w:r>
+    </w:p>
+    <w:p>
       <w:r>
         <w:rPr>
           <w:b w:val="0"/>
           <w:i/>
           <w:sz w:val="20"/>
         </w:rPr>
-        <w:t>Total: 61 entries.</w:t>
+        <w:t>Total: 62 entries.</w:t>
       </w:r>
     </w:p>
     <w:p>
@@ -32607,7 +32660,7 @@
                 <w:i w:val="0"/>
                 <w:sz w:val="19"/>
               </w:rPr>
-              <w:t>1,296</w:t>
+              <w:t>1,401</w:t>
             </w:r>
           </w:p>
         </w:tc>
@@ -32857,7 +32910,7 @@
                 <w:i w:val="0"/>
                 <w:sz w:val="19"/>
               </w:rPr>
-              <w:t>1,626</w:t>
+              <w:t>1,814</w:t>
             </w:r>
           </w:p>
         </w:tc>
